--- a/lessons/halloween/plans/halloween_13plus_beginners.docx
+++ b/lessons/halloween/plans/halloween_13plus_beginners.docx
@@ -1446,7 +1446,7 @@
               <w:rPr>
                 <w:sz w:val="19"/>
               </w:rPr>
-              <w:t xml:space="preserve">Темно. Учитель водит фонарик мышкой (без мыши он бродит сам), ученик говорит, куда светить, и называет найденные предметы — учитель нажимает. Нашли всё — зажигается свет, на экране распахнутая входная дверь… и она</w:t>
+              <w:t xml:space="preserve">Темно. Учитель водит фонарик мышкой — фонарик стоит там, где его оставили (без мыши Next сам подводит его к следующему предмету), ученик говорит, куда светить, и называет найденные предметы — учитель нажимает. Нашли всё — зажигается свет, на экране распахнутая входная дверь… и она</w:t>
             </w:r>
             <w:r>
               <w:rPr>

--- a/lessons/halloween/plans/halloween_13plus_beginners.docx
+++ b/lessons/halloween/plans/halloween_13plus_beginners.docx
@@ -1072,27 +1072,33 @@
               <w:rPr>
                 <w:sz w:val="19"/>
               </w:rPr>
-              <w:t xml:space="preserve">Сначала картинка: ученик пробует назвать, нажатие показывает слово и</w:t>
-            </w:r>
-            <w:r>
-              <w:rPr>
-                <w:sz w:val="19"/>
-              </w:rPr>
-              <w:t xml:space="preserve"> </w:t>
-            </w:r>
-            <w:r>
-              <w:rPr>
-                <w:b/>
-                <w:bCs/>
-                <w:sz w:val="19"/>
-              </w:rPr>
-              <w:t xml:space="preserve">произносит</w:t>
-            </w:r>
-            <w:r>
-              <w:rPr>
-                <w:sz w:val="19"/>
-              </w:rPr>
-              <w:t xml:space="preserve">. Next открывает следующую.</w:t>
+              <w:t xml:space="preserve">Сначала картинка: ученик пробует назвать, нажатие показывает слово, ученик</w:t>
+            </w:r>
+            <w:r>
+              <w:rPr>
+                <w:sz w:val="19"/>
+              </w:rPr>
+              <w:t xml:space="preserve"> </w:t>
+            </w:r>
+            <w:r>
+              <w:rPr>
+                <w:b/>
+                <w:bCs/>
+                <w:sz w:val="19"/>
+              </w:rPr>
+              <w:t xml:space="preserve">произносит его сам</w:t>
+            </w:r>
+            <w:r>
+              <w:rPr>
+                <w:sz w:val="19"/>
+              </w:rPr>
+              <w:t xml:space="preserve"> </w:t>
+            </w:r>
+            <w:r>
+              <w:rPr>
+                <w:sz w:val="19"/>
+              </w:rPr>
+              <w:t xml:space="preserve">(озвучки в уроке нет). Next открывает следующую.</w:t>
             </w:r>
           </w:p>
         </w:tc>
